--- a/pr-preview/pr-561/UCD-SeRG-Lab-Manual.docx
+++ b/pr-preview/pr-561/UCD-SeRG-Lab-Manual.docx
@@ -28601,7 +28601,7 @@
         <w:t xml:space="preserve"> </w:t>
       </w:r>
       <w:r>
-        <w:t xml:space="preserve">3a6136a</w:t>
+        <w:t xml:space="preserve">4e29236</w:t>
       </w:r>
     </w:p>
     <w:p>
@@ -28623,7 +28623,7 @@
         <w:t xml:space="preserve"> </w:t>
       </w:r>
       <w:r>
-        <w:t xml:space="preserve">3a6136a84157b4faf5f4174ece656864ebdd4146</w:t>
+        <w:t xml:space="preserve">4e292369a456bdb29918f7d07a2a72a59d355804</w:t>
       </w:r>
     </w:p>
     <w:p>
@@ -28645,7 +28645,7 @@
         <w:t xml:space="preserve"> </w:t>
       </w:r>
       <w:r>
-        <w:t xml:space="preserve">2026-10-14 00:35:59 -0700</w:t>
+        <w:t xml:space="preserve">2026-10-14 07:55:53 +0000</w:t>
       </w:r>
     </w:p>
     <w:p>
